--- a/public/evrak/cografya-yillik-planlari/GNL-CYP-RH-001_Cerceve_Yillik_Plani_Okula_Uyarlama_Rehberi_v1.0.docx
+++ b/public/evrak/cografya-yillik-planlari/GNL-CYP-RH-001_Cerceve_Yillik_Plani_Okula_Uyarlama_Rehberi_v1.0.docx
@@ -38,7 +38,7 @@
           <w:b w:val="0"/>
           <w:sz w:val="18"/>
         </w:rPr>
-        <w:t>Belge kodu: CYP-RH-001 · okulapp.org belge arşivi · CC BY 4.0 · sürüm 2026.08 (29.08.2026)</w:t>
+        <w:t>Belge kodu: CYP-RH-001 · okulapp.org belge arşivi · CC BY 4.0 · sürüm 2026.08.1 (29.08.2026)</w:t>
       </w:r>
     </w:p>
     <w:p>

--- a/public/evrak/cografya-yillik-planlari/GNL-CYP-RH-001_Cerceve_Yillik_Plani_Okula_Uyarlama_Rehberi_v1.0.docx
+++ b/public/evrak/cografya-yillik-planlari/GNL-CYP-RH-001_Cerceve_Yillik_Plani_Okula_Uyarlama_Rehberi_v1.0.docx
@@ -38,7 +38,7 @@
           <w:b w:val="0"/>
           <w:sz w:val="18"/>
         </w:rPr>
-        <w:t>Belge kodu: CYP-RH-001 · okulapp.org belge arşivi · CC BY 4.0 · sürüm 2026.08.1 (29.08.2026)</w:t>
+        <w:t>Belge kodu: CYP-RH-001 · okulapp.org belge arşivi · CC BY 4.0 · sürüm 2026.08.2 (29.08.2026)</w:t>
       </w:r>
     </w:p>
     <w:p>

--- a/public/evrak/cografya-yillik-planlari/GNL-CYP-RH-001_Cerceve_Yillik_Plani_Okula_Uyarlama_Rehberi_v1.0.docx
+++ b/public/evrak/cografya-yillik-planlari/GNL-CYP-RH-001_Cerceve_Yillik_Plani_Okula_Uyarlama_Rehberi_v1.0.docx
@@ -38,7 +38,7 @@
           <w:b w:val="0"/>
           <w:sz w:val="18"/>
         </w:rPr>
-        <w:t>Belge kodu: CYP-RH-001 · okulapp.org belge arşivi · CC BY 4.0 · sürüm 2026.08.2 (29.08.2026)</w:t>
+        <w:t>Belge kodu: CYP-RH-001 · okulapp.org belge arşivi · CC BY 4.0 · sürüm 2026.08.3 (29.08.2026)</w:t>
       </w:r>
     </w:p>
     <w:p>

--- a/public/evrak/cografya-yillik-planlari/GNL-CYP-RH-001_Cerceve_Yillik_Plani_Okula_Uyarlama_Rehberi_v1.0.docx
+++ b/public/evrak/cografya-yillik-planlari/GNL-CYP-RH-001_Cerceve_Yillik_Plani_Okula_Uyarlama_Rehberi_v1.0.docx
@@ -38,7 +38,7 @@
           <w:b w:val="0"/>
           <w:sz w:val="18"/>
         </w:rPr>
-        <w:t>Belge kodu: CYP-RH-001 · okulapp.org belge arşivi · CC BY 4.0 · sürüm 2026.08.3 (29.08.2026)</w:t>
+        <w:t>Belge kodu: CYP-RH-001 · okulapp.org belge arşivi · CC BY 4.0 · sürüm 2026.08.4 (02.09.2026)</w:t>
       </w:r>
     </w:p>
     <w:p>
